--- a/resources/templates/template_004_群团组织推优表.docx
+++ b/resources/templates/template_004_群团组织推优表.docx
@@ -35,6 +35,7 @@
     <w:p>
       <w:pPr>
         <w:spacing w:line="400" w:lineRule="exact"/>
+        <w:jc w:val="left"/>
         <w:rPr>
           <w:rFonts w:hint="default" w:ascii="宋体" w:hAnsi="宋体" w:eastAsia="宋体"/>
           <w:color w:val="FF0000"/>
@@ -897,16 +898,41 @@
           </w:tcPr>
           <w:p>
             <w:pPr>
-              <w:spacing w:line="400" w:lineRule="exact"/>
-              <w:ind w:right="560" w:firstLine="420" w:firstLineChars="150"/>
-              <w:jc w:val="center"/>
-              <w:rPr>
-                <w:rFonts w:hint="eastAsia" w:ascii="宋体" w:hAnsi="宋体"/>
-                <w:kern w:val="0"/>
-                <w:sz w:val="28"/>
-                <w:szCs w:val="28"/>
-              </w:rPr>
-            </w:pPr>
+              <w:keepNext w:val="0"/>
+              <w:keepLines w:val="0"/>
+              <w:pageBreakBefore w:val="0"/>
+              <w:widowControl w:val="0"/>
+              <w:kinsoku/>
+              <w:wordWrap/>
+              <w:overflowPunct/>
+              <w:topLinePunct w:val="0"/>
+              <w:autoSpaceDE/>
+              <w:autoSpaceDN/>
+              <w:bidi w:val="0"/>
+              <w:adjustRightInd/>
+              <w:snapToGrid/>
+              <w:spacing w:line="400" w:lineRule="exact"/>
+              <w:ind w:right="0" w:firstLine="560" w:firstLineChars="200"/>
+              <w:jc w:val="left"/>
+              <w:textAlignment w:val="auto"/>
+              <w:rPr>
+                <w:rFonts w:hint="eastAsia" w:ascii="宋体" w:hAnsi="宋体"/>
+                <w:kern w:val="0"/>
+                <w:sz w:val="28"/>
+                <w:szCs w:val="28"/>
+                <w:lang w:val="en-US" w:eastAsia="zh-CN"/>
+              </w:rPr>
+            </w:pPr>
+            <w:r>
+              <w:rPr>
+                <w:rFonts w:hint="eastAsia" w:ascii="宋体" w:hAnsi="宋体"/>
+                <w:kern w:val="0"/>
+                <w:sz w:val="28"/>
+                <w:szCs w:val="28"/>
+                <w:lang w:val="en-US" w:eastAsia="zh-CN"/>
+              </w:rPr>
+              <w:t>{{群团组织推荐意见_意见内容}}</w:t>
+            </w:r>
           </w:p>
           <w:p>
             <w:pPr>
@@ -921,64 +947,29 @@
                 <w:lang w:val="en-US" w:eastAsia="zh-CN"/>
               </w:rPr>
             </w:pPr>
-            <w:r>
-              <w:rPr>
-                <w:rFonts w:hint="eastAsia" w:ascii="宋体" w:hAnsi="宋体"/>
-                <w:kern w:val="0"/>
-                <w:sz w:val="28"/>
-                <w:szCs w:val="28"/>
-                <w:lang w:val="en-US" w:eastAsia="zh-CN"/>
-              </w:rPr>
-              <w:t>{{群团组织推荐意见-意见内容}}</w:t>
-            </w:r>
-          </w:p>
-          <w:p>
-            <w:pPr>
-              <w:spacing w:line="400" w:lineRule="exact"/>
-              <w:ind w:right="560" w:firstLine="420" w:firstLineChars="150"/>
-              <w:jc w:val="left"/>
-              <w:rPr>
-                <w:rFonts w:hint="eastAsia" w:ascii="宋体" w:hAnsi="宋体"/>
-                <w:kern w:val="0"/>
-                <w:sz w:val="28"/>
-                <w:szCs w:val="28"/>
-                <w:lang w:val="en-US" w:eastAsia="zh-CN"/>
-              </w:rPr>
-            </w:pPr>
-          </w:p>
-          <w:p>
-            <w:pPr>
-              <w:spacing w:line="400" w:lineRule="exact"/>
-              <w:ind w:right="560" w:firstLine="420" w:firstLineChars="150"/>
-              <w:jc w:val="left"/>
-              <w:rPr>
-                <w:rFonts w:hint="eastAsia" w:ascii="宋体" w:hAnsi="宋体"/>
-                <w:kern w:val="0"/>
-                <w:sz w:val="28"/>
-                <w:szCs w:val="28"/>
-                <w:lang w:val="en-US" w:eastAsia="zh-CN"/>
-              </w:rPr>
-            </w:pPr>
-          </w:p>
-          <w:p>
-            <w:pPr>
-              <w:spacing w:line="400" w:lineRule="exact"/>
-              <w:ind w:right="560" w:firstLine="420" w:firstLineChars="150"/>
-              <w:jc w:val="left"/>
-              <w:rPr>
-                <w:rFonts w:hint="eastAsia" w:ascii="宋体" w:hAnsi="宋体"/>
-                <w:kern w:val="0"/>
-                <w:sz w:val="28"/>
-                <w:szCs w:val="28"/>
-                <w:lang w:val="en-US" w:eastAsia="zh-CN"/>
-              </w:rPr>
-            </w:pPr>
-          </w:p>
-          <w:p>
-            <w:pPr>
-              <w:spacing w:line="400" w:lineRule="exact"/>
-              <w:ind w:right="560" w:firstLine="280" w:firstLineChars="100"/>
-              <w:jc w:val="left"/>
+          </w:p>
+          <w:p>
+            <w:pPr>
+              <w:keepNext w:val="0"/>
+              <w:keepLines w:val="0"/>
+              <w:pageBreakBefore w:val="0"/>
+              <w:widowControl w:val="0"/>
+              <w:tabs>
+                <w:tab w:val="right" w:pos="8820"/>
+              </w:tabs>
+              <w:kinsoku/>
+              <w:wordWrap/>
+              <w:overflowPunct/>
+              <w:topLinePunct w:val="0"/>
+              <w:autoSpaceDE/>
+              <w:autoSpaceDN/>
+              <w:bidi w:val="0"/>
+              <w:adjustRightInd/>
+              <w:snapToGrid/>
+              <w:spacing w:line="400" w:lineRule="exact"/>
+              <w:ind w:right="0"/>
+              <w:jc w:val="right"/>
+              <w:textAlignment w:val="auto"/>
               <w:rPr>
                 <w:rFonts w:hint="default" w:ascii="宋体" w:hAnsi="宋体" w:eastAsia="宋体"/>
                 <w:kern w:val="0"/>
@@ -991,8 +982,8 @@
               <w:rPr>
                 <w:rFonts w:hint="eastAsia" w:ascii="宋体" w:hAnsi="宋体"/>
                 <w:kern w:val="0"/>
-                <w:sz w:val="28"/>
-                <w:szCs w:val="28"/>
+                <w:sz w:val="24"/>
+                <w:szCs w:val="24"/>
               </w:rPr>
               <w:t>负责人签字（盖章）</w:t>
             </w:r>
@@ -1000,8 +991,8 @@
               <w:rPr>
                 <w:rFonts w:hint="eastAsia" w:ascii="宋体" w:hAnsi="宋体"/>
                 <w:kern w:val="0"/>
-                <w:sz w:val="28"/>
-                <w:szCs w:val="28"/>
+                <w:sz w:val="24"/>
+                <w:szCs w:val="24"/>
                 <w:lang w:eastAsia="zh-CN"/>
               </w:rPr>
               <w:t>：</w:t>
@@ -1010,36 +1001,56 @@
               <w:rPr>
                 <w:rFonts w:hint="eastAsia" w:ascii="宋体" w:hAnsi="宋体"/>
                 <w:kern w:val="0"/>
-                <w:sz w:val="28"/>
-                <w:szCs w:val="28"/>
-              </w:rPr>
-              <w:t xml:space="preserve"> </w:t>
-            </w:r>
-            <w:r>
-              <w:rPr>
-                <w:rFonts w:hint="eastAsia" w:ascii="宋体" w:hAnsi="宋体"/>
-                <w:kern w:val="0"/>
-                <w:sz w:val="28"/>
-                <w:szCs w:val="28"/>
-                <w:lang w:val="en-US" w:eastAsia="zh-CN"/>
-              </w:rPr>
-              <w:t xml:space="preserve">        {{</w:t>
-            </w:r>
-            <w:r>
-              <w:rPr>
-                <w:rFonts w:hint="eastAsia" w:ascii="宋体" w:hAnsi="宋体"/>
-                <w:kern w:val="0"/>
-                <w:sz w:val="28"/>
-                <w:szCs w:val="28"/>
-              </w:rPr>
-              <w:t>群团组织推荐意见-填写日期</w:t>
-            </w:r>
-            <w:r>
-              <w:rPr>
-                <w:rFonts w:hint="eastAsia" w:ascii="宋体" w:hAnsi="宋体"/>
-                <w:kern w:val="0"/>
-                <w:sz w:val="28"/>
-                <w:szCs w:val="28"/>
+                <w:sz w:val="24"/>
+                <w:szCs w:val="24"/>
+                <w:lang w:val="en-US" w:eastAsia="zh-CN"/>
+              </w:rPr>
+              <w:t xml:space="preserve">          </w:t>
+            </w:r>
+            <w:r>
+              <w:rPr>
+                <w:rFonts w:hint="eastAsia" w:ascii="宋体" w:hAnsi="宋体"/>
+                <w:kern w:val="0"/>
+                <w:sz w:val="24"/>
+                <w:szCs w:val="24"/>
+                <w:lang w:val="en-US" w:eastAsia="zh-CN"/>
+              </w:rPr>
+              <w:t>{{</w:t>
+            </w:r>
+            <w:r>
+              <w:rPr>
+                <w:rFonts w:hint="eastAsia" w:ascii="宋体" w:hAnsi="宋体"/>
+                <w:kern w:val="0"/>
+                <w:sz w:val="24"/>
+                <w:szCs w:val="24"/>
+              </w:rPr>
+              <w:t>群团组织推荐意见</w:t>
+            </w:r>
+            <w:r>
+              <w:rPr>
+                <w:rFonts w:hint="eastAsia" w:ascii="宋体" w:hAnsi="宋体"/>
+                <w:kern w:val="0"/>
+                <w:sz w:val="24"/>
+                <w:szCs w:val="24"/>
+                <w:lang w:val="en-US" w:eastAsia="zh-CN"/>
+              </w:rPr>
+              <w:t>_</w:t>
+            </w:r>
+            <w:r>
+              <w:rPr>
+                <w:rFonts w:hint="eastAsia" w:ascii="宋体" w:hAnsi="宋体"/>
+                <w:kern w:val="0"/>
+                <w:sz w:val="24"/>
+                <w:szCs w:val="24"/>
+              </w:rPr>
+              <w:t>填写日期</w:t>
+            </w:r>
+            <w:r>
+              <w:rPr>
+                <w:rFonts w:hint="eastAsia" w:ascii="宋体" w:hAnsi="宋体"/>
+                <w:kern w:val="0"/>
+                <w:sz w:val="24"/>
+                <w:szCs w:val="24"/>
                 <w:lang w:val="en-US" w:eastAsia="zh-CN"/>
               </w:rPr>
               <w:t>}}</w:t>
@@ -1132,22 +1143,125 @@
           </w:tcPr>
           <w:p>
             <w:pPr>
-              <w:spacing w:line="400" w:lineRule="exact"/>
-              <w:ind w:right="420" w:firstLine="3612" w:firstLineChars="1290"/>
-              <w:jc w:val="center"/>
-              <w:rPr>
-                <w:rFonts w:hint="eastAsia" w:ascii="宋体" w:hAnsi="宋体"/>
-                <w:kern w:val="0"/>
-                <w:sz w:val="28"/>
-                <w:szCs w:val="28"/>
-              </w:rPr>
-            </w:pPr>
-          </w:p>
-          <w:p>
-            <w:pPr>
-              <w:spacing w:line="400" w:lineRule="exact"/>
-              <w:ind w:right="420"/>
+              <w:keepNext w:val="0"/>
+              <w:keepLines w:val="0"/>
+              <w:pageBreakBefore w:val="0"/>
+              <w:widowControl w:val="0"/>
+              <w:kinsoku/>
+              <w:wordWrap/>
+              <w:overflowPunct/>
+              <w:topLinePunct w:val="0"/>
+              <w:autoSpaceDE/>
+              <w:autoSpaceDN/>
+              <w:bidi w:val="0"/>
+              <w:adjustRightInd/>
+              <w:snapToGrid/>
+              <w:spacing w:line="400" w:lineRule="exact"/>
+              <w:ind w:right="0" w:firstLine="560" w:firstLineChars="200"/>
               <w:jc w:val="left"/>
+              <w:textAlignment w:val="auto"/>
+              <w:rPr>
+                <w:rFonts w:hint="eastAsia" w:ascii="宋体" w:hAnsi="宋体"/>
+                <w:kern w:val="0"/>
+                <w:sz w:val="28"/>
+                <w:szCs w:val="28"/>
+                <w:lang w:val="en-US" w:eastAsia="zh-CN"/>
+              </w:rPr>
+            </w:pPr>
+            <w:r>
+              <w:rPr>
+                <w:rFonts w:hint="eastAsia" w:ascii="宋体" w:hAnsi="宋体"/>
+                <w:kern w:val="0"/>
+                <w:sz w:val="28"/>
+                <w:szCs w:val="28"/>
+                <w:lang w:val="en-US" w:eastAsia="zh-CN"/>
+              </w:rPr>
+              <w:t>{{上级群团组织意见-意见内容}}</w:t>
+            </w:r>
+          </w:p>
+          <w:p>
+            <w:pPr>
+              <w:keepNext w:val="0"/>
+              <w:keepLines w:val="0"/>
+              <w:pageBreakBefore w:val="0"/>
+              <w:widowControl w:val="0"/>
+              <w:kinsoku/>
+              <w:wordWrap/>
+              <w:overflowPunct/>
+              <w:topLinePunct w:val="0"/>
+              <w:autoSpaceDE/>
+              <w:autoSpaceDN/>
+              <w:bidi w:val="0"/>
+              <w:adjustRightInd/>
+              <w:snapToGrid/>
+              <w:spacing w:line="400" w:lineRule="exact"/>
+              <w:ind w:right="0" w:firstLine="560" w:firstLineChars="200"/>
+              <w:jc w:val="left"/>
+              <w:textAlignment w:val="auto"/>
+              <w:rPr>
+                <w:rFonts w:hint="eastAsia" w:ascii="宋体" w:hAnsi="宋体"/>
+                <w:kern w:val="0"/>
+                <w:sz w:val="28"/>
+                <w:szCs w:val="28"/>
+                <w:lang w:val="en-US" w:eastAsia="zh-CN"/>
+              </w:rPr>
+            </w:pPr>
+          </w:p>
+          <w:p>
+            <w:pPr>
+              <w:keepNext w:val="0"/>
+              <w:keepLines w:val="0"/>
+              <w:pageBreakBefore w:val="0"/>
+              <w:widowControl w:val="0"/>
+              <w:kinsoku/>
+              <w:wordWrap/>
+              <w:overflowPunct/>
+              <w:topLinePunct w:val="0"/>
+              <w:autoSpaceDE/>
+              <w:autoSpaceDN/>
+              <w:bidi w:val="0"/>
+              <w:adjustRightInd/>
+              <w:snapToGrid/>
+              <w:spacing w:line="400" w:lineRule="exact"/>
+              <w:ind w:right="1050" w:rightChars="500" w:firstLine="0" w:firstLineChars="0"/>
+              <w:jc w:val="right"/>
+              <w:textAlignment w:val="auto"/>
+              <w:rPr>
+                <w:rFonts w:hint="eastAsia" w:ascii="宋体" w:hAnsi="宋体"/>
+                <w:kern w:val="0"/>
+                <w:sz w:val="24"/>
+                <w:szCs w:val="24"/>
+              </w:rPr>
+            </w:pPr>
+            <w:r>
+              <w:rPr>
+                <w:rFonts w:hint="eastAsia" w:ascii="宋体" w:hAnsi="宋体"/>
+                <w:kern w:val="0"/>
+                <w:sz w:val="24"/>
+                <w:szCs w:val="24"/>
+              </w:rPr>
+              <w:t>（盖章）</w:t>
+            </w:r>
+          </w:p>
+          <w:p>
+            <w:pPr>
+              <w:keepNext w:val="0"/>
+              <w:keepLines w:val="0"/>
+              <w:pageBreakBefore w:val="0"/>
+              <w:widowControl w:val="0"/>
+              <w:kinsoku/>
+              <w:wordWrap/>
+              <w:overflowPunct/>
+              <w:topLinePunct w:val="0"/>
+              <w:autoSpaceDE/>
+              <w:autoSpaceDN/>
+              <w:bidi w:val="0"/>
+              <w:adjustRightInd/>
+              <w:snapToGrid/>
+              <w:spacing w:line="400" w:lineRule="exact"/>
+              <w:ind w:right="0"/>
+              <w:jc w:val="right"/>
+              <w:textAlignment w:val="auto"/>
               <w:rPr>
                 <w:rFonts w:hint="default" w:ascii="宋体" w:hAnsi="宋体" w:eastAsia="宋体"/>
                 <w:kern w:val="0"/>
@@ -1160,67 +1274,8 @@
               <w:rPr>
                 <w:rFonts w:hint="eastAsia" w:ascii="宋体" w:hAnsi="宋体"/>
                 <w:kern w:val="0"/>
-                <w:sz w:val="28"/>
-                <w:szCs w:val="28"/>
-                <w:lang w:val="en-US" w:eastAsia="zh-CN"/>
-              </w:rPr>
-              <w:t>{{上级群团组织意见-意见内容}}</w:t>
-            </w:r>
-          </w:p>
-          <w:p>
-            <w:pPr>
-              <w:spacing w:line="400" w:lineRule="exact"/>
-              <w:ind w:right="420" w:firstLine="3612" w:firstLineChars="1290"/>
-              <w:jc w:val="center"/>
-              <w:rPr>
-                <w:rFonts w:hint="eastAsia" w:ascii="宋体" w:hAnsi="宋体"/>
-                <w:kern w:val="0"/>
-                <w:sz w:val="28"/>
-                <w:szCs w:val="28"/>
-              </w:rPr>
-            </w:pPr>
-          </w:p>
-          <w:p>
-            <w:pPr>
-              <w:spacing w:line="400" w:lineRule="exact"/>
-              <w:ind w:right="420" w:firstLine="3612" w:firstLineChars="1290"/>
-              <w:jc w:val="center"/>
-              <w:rPr>
-                <w:rFonts w:hint="eastAsia" w:ascii="宋体" w:hAnsi="宋体"/>
-                <w:kern w:val="0"/>
-                <w:sz w:val="28"/>
-                <w:szCs w:val="28"/>
-              </w:rPr>
-            </w:pPr>
-            <w:r>
-              <w:rPr>
-                <w:rFonts w:hint="eastAsia" w:ascii="宋体" w:hAnsi="宋体"/>
-                <w:kern w:val="0"/>
-                <w:sz w:val="28"/>
-                <w:szCs w:val="28"/>
-              </w:rPr>
-              <w:t>（盖章）</w:t>
-            </w:r>
-          </w:p>
-          <w:p>
-            <w:pPr>
-              <w:spacing w:line="400" w:lineRule="exact"/>
-              <w:ind w:right="420"/>
-              <w:jc w:val="right"/>
-              <w:rPr>
-                <w:rFonts w:hint="default" w:ascii="宋体" w:hAnsi="宋体" w:eastAsia="宋体"/>
-                <w:kern w:val="0"/>
-                <w:sz w:val="28"/>
-                <w:szCs w:val="28"/>
-                <w:lang w:val="en-US" w:eastAsia="zh-CN"/>
-              </w:rPr>
-            </w:pPr>
-            <w:r>
-              <w:rPr>
-                <w:rFonts w:hint="eastAsia" w:ascii="宋体" w:hAnsi="宋体"/>
-                <w:kern w:val="0"/>
-                <w:sz w:val="28"/>
-                <w:szCs w:val="28"/>
+                <w:sz w:val="24"/>
+                <w:szCs w:val="24"/>
                 <w:lang w:val="en-US" w:eastAsia="zh-CN"/>
               </w:rPr>
               <w:t>{{上级群团组织意见-填写日期}}</w:t>
@@ -1315,23 +1370,23 @@
           </w:tcPr>
           <w:p>
             <w:pPr>
-              <w:spacing w:line="400" w:lineRule="exact"/>
-              <w:ind w:right="840"/>
+              <w:keepNext w:val="0"/>
+              <w:keepLines w:val="0"/>
+              <w:pageBreakBefore w:val="0"/>
+              <w:widowControl w:val="0"/>
+              <w:kinsoku/>
+              <w:wordWrap/>
+              <w:overflowPunct/>
+              <w:topLinePunct w:val="0"/>
+              <w:autoSpaceDE/>
+              <w:autoSpaceDN/>
+              <w:bidi w:val="0"/>
+              <w:adjustRightInd/>
+              <w:snapToGrid/>
+              <w:spacing w:line="400" w:lineRule="exact"/>
+              <w:ind w:right="0" w:firstLine="560" w:firstLineChars="200"/>
               <w:jc w:val="left"/>
-              <w:rPr>
-                <w:rFonts w:hint="eastAsia" w:ascii="宋体" w:hAnsi="宋体"/>
-                <w:kern w:val="0"/>
-                <w:sz w:val="28"/>
-                <w:szCs w:val="28"/>
-                <w:lang w:val="en-US" w:eastAsia="zh-CN"/>
-              </w:rPr>
-            </w:pPr>
-          </w:p>
-          <w:p>
-            <w:pPr>
-              <w:spacing w:line="400" w:lineRule="exact"/>
-              <w:ind w:right="840"/>
-              <w:jc w:val="left"/>
+              <w:textAlignment w:val="auto"/>
               <w:rPr>
                 <w:rFonts w:hint="default" w:ascii="宋体" w:hAnsi="宋体" w:eastAsia="宋体"/>
                 <w:kern w:val="0"/>
@@ -1350,49 +1405,91 @@
               </w:rPr>
               <w:t>{{党组织意见-意见内容}}</w:t>
             </w:r>
-          </w:p>
-          <w:p>
-            <w:pPr>
-              <w:spacing w:line="400" w:lineRule="exact"/>
-              <w:ind w:right="840"/>
-              <w:jc w:val="both"/>
-              <w:rPr>
-                <w:rFonts w:hint="eastAsia" w:ascii="宋体" w:hAnsi="宋体"/>
-                <w:kern w:val="0"/>
-                <w:sz w:val="28"/>
-                <w:szCs w:val="28"/>
-              </w:rPr>
-            </w:pPr>
             <w:bookmarkStart w:id="0" w:name="_GoBack"/>
             <w:bookmarkEnd w:id="0"/>
           </w:p>
           <w:p>
             <w:pPr>
-              <w:spacing w:line="400" w:lineRule="exact"/>
-              <w:ind w:right="840" w:firstLine="3612" w:firstLineChars="1290"/>
-              <w:jc w:val="center"/>
-              <w:rPr>
-                <w:rFonts w:hint="eastAsia" w:ascii="宋体" w:hAnsi="宋体"/>
-                <w:kern w:val="0"/>
-                <w:sz w:val="28"/>
-                <w:szCs w:val="28"/>
-              </w:rPr>
-            </w:pPr>
-            <w:r>
-              <w:rPr>
-                <w:rFonts w:hint="eastAsia" w:ascii="宋体" w:hAnsi="宋体"/>
-                <w:kern w:val="0"/>
-                <w:sz w:val="28"/>
-                <w:szCs w:val="28"/>
+              <w:keepNext w:val="0"/>
+              <w:keepLines w:val="0"/>
+              <w:pageBreakBefore w:val="0"/>
+              <w:widowControl w:val="0"/>
+              <w:kinsoku/>
+              <w:wordWrap/>
+              <w:overflowPunct/>
+              <w:topLinePunct w:val="0"/>
+              <w:autoSpaceDE/>
+              <w:autoSpaceDN/>
+              <w:bidi w:val="0"/>
+              <w:adjustRightInd/>
+              <w:snapToGrid/>
+              <w:spacing w:line="400" w:lineRule="exact"/>
+              <w:ind w:right="2835" w:firstLine="0" w:firstLineChars="0"/>
+              <w:jc w:val="both"/>
+              <w:textAlignment w:val="auto"/>
+              <w:rPr>
+                <w:rFonts w:hint="eastAsia" w:ascii="宋体" w:hAnsi="宋体"/>
+                <w:kern w:val="0"/>
+                <w:sz w:val="24"/>
+                <w:szCs w:val="24"/>
+              </w:rPr>
+            </w:pPr>
+          </w:p>
+          <w:p>
+            <w:pPr>
+              <w:keepNext w:val="0"/>
+              <w:keepLines w:val="0"/>
+              <w:pageBreakBefore w:val="0"/>
+              <w:widowControl w:val="0"/>
+              <w:kinsoku/>
+              <w:wordWrap/>
+              <w:overflowPunct/>
+              <w:topLinePunct w:val="0"/>
+              <w:autoSpaceDE/>
+              <w:autoSpaceDN/>
+              <w:bidi w:val="0"/>
+              <w:adjustRightInd/>
+              <w:snapToGrid/>
+              <w:spacing w:line="400" w:lineRule="exact"/>
+              <w:ind w:right="1050" w:rightChars="500" w:firstLine="0" w:firstLineChars="0"/>
+              <w:jc w:val="right"/>
+              <w:textAlignment w:val="auto"/>
+              <w:rPr>
+                <w:rFonts w:hint="eastAsia" w:ascii="宋体" w:hAnsi="宋体"/>
+                <w:kern w:val="0"/>
+                <w:sz w:val="24"/>
+                <w:szCs w:val="24"/>
+              </w:rPr>
+            </w:pPr>
+            <w:r>
+              <w:rPr>
+                <w:rFonts w:hint="eastAsia" w:ascii="宋体" w:hAnsi="宋体"/>
+                <w:kern w:val="0"/>
+                <w:sz w:val="24"/>
+                <w:szCs w:val="24"/>
               </w:rPr>
               <w:t>（盖章）</w:t>
             </w:r>
           </w:p>
           <w:p>
             <w:pPr>
-              <w:spacing w:line="400" w:lineRule="exact"/>
-              <w:ind w:right="420"/>
+              <w:keepNext w:val="0"/>
+              <w:keepLines w:val="0"/>
+              <w:pageBreakBefore w:val="0"/>
+              <w:widowControl w:val="0"/>
+              <w:kinsoku/>
+              <w:wordWrap/>
+              <w:overflowPunct/>
+              <w:topLinePunct w:val="0"/>
+              <w:autoSpaceDE/>
+              <w:autoSpaceDN/>
+              <w:bidi w:val="0"/>
+              <w:adjustRightInd/>
+              <w:snapToGrid/>
+              <w:spacing w:line="400" w:lineRule="exact"/>
+              <w:ind w:right="0"/>
               <w:jc w:val="right"/>
+              <w:textAlignment w:val="auto"/>
               <w:rPr>
                 <w:rFonts w:hint="default" w:ascii="宋体" w:hAnsi="宋体" w:eastAsia="宋体"/>
                 <w:kern w:val="0"/>
@@ -1405,8 +1502,8 @@
               <w:rPr>
                 <w:rFonts w:hint="eastAsia" w:ascii="宋体" w:hAnsi="宋体"/>
                 <w:kern w:val="0"/>
-                <w:sz w:val="28"/>
-                <w:szCs w:val="28"/>
+                <w:sz w:val="24"/>
+                <w:szCs w:val="24"/>
                 <w:lang w:val="en-US" w:eastAsia="zh-CN"/>
               </w:rPr>
               <w:t>{{</w:t>
@@ -1415,8 +1512,8 @@
               <w:rPr>
                 <w:rFonts w:hint="eastAsia" w:ascii="宋体" w:hAnsi="宋体"/>
                 <w:kern w:val="0"/>
-                <w:sz w:val="28"/>
-                <w:szCs w:val="28"/>
+                <w:sz w:val="24"/>
+                <w:szCs w:val="24"/>
               </w:rPr>
               <w:t>党组织意见-填写日期</w:t>
             </w:r>
@@ -1424,8 +1521,8 @@
               <w:rPr>
                 <w:rFonts w:hint="eastAsia" w:ascii="宋体" w:hAnsi="宋体"/>
                 <w:kern w:val="0"/>
-                <w:sz w:val="28"/>
-                <w:szCs w:val="28"/>
+                <w:sz w:val="24"/>
+                <w:szCs w:val="24"/>
                 <w:lang w:val="en-US" w:eastAsia="zh-CN"/>
               </w:rPr>
               <w:t>}}</w:t>
